--- a/The Ingredient List.docx
+++ b/The Ingredient List.docx
@@ -3,12 +3,43 @@
 <w:document xmlns:wpc="http://schemas.microsoft.com/office/word/2010/wordprocessingCanvas" xmlns:cx="http://schemas.microsoft.com/office/drawing/2014/chartex" xmlns:cx1="http://schemas.microsoft.com/office/drawing/2015/9/8/chartex" xmlns:cx2="http://schemas.microsoft.com/office/drawing/2015/10/21/chartex" xmlns:cx3="http://schemas.microsoft.com/office/drawing/2016/5/9/chartex" xmlns:cx4="http://schemas.microsoft.com/office/drawing/2016/5/10/chartex" xmlns:cx5="http://schemas.microsoft.com/office/drawing/2016/5/11/chartex" xmlns:cx6="http://schemas.microsoft.com/office/drawing/2016/5/12/chartex" xmlns:cx7="http://schemas.microsoft.com/office/drawing/2016/5/13/chartex" xmlns:cx8="http://schemas.microsoft.com/office/drawing/2016/5/14/chartex" xmlns:mc="http://schemas.openxmlformats.org/markup-compatibility/2006" xmlns:aink="http://schemas.microsoft.com/office/drawing/2016/ink" xmlns:am3d="http://schemas.microsoft.com/office/drawing/2017/model3d" xmlns:o="urn:schemas-microsoft-com:office:office" xmlns:oel="http://schemas.microsoft.com/office/2019/extlst" xmlns:r="http://schemas.openxmlformats.org/officeDocument/2006/relationships" xmlns:m="http://schemas.openxmlformats.org/officeDocument/2006/math" xmlns:v="urn:schemas-microsoft-com:vml" xmlns:wp14="http://schemas.microsoft.com/office/word/2010/wordprocessingDrawing" xmlns:wp="http://schemas.openxmlformats.org/drawingml/2006/wordprocessingDrawing" xmlns:w10="urn:schemas-microsoft-com:office:word" xmlns:w="http://schemas.openxmlformats.org/wordprocessingml/2006/main" xmlns:w14="http://schemas.microsoft.com/office/word/2010/wordml" xmlns:w15="http://schemas.microsoft.com/office/word/2012/wordml" xmlns:w16cex="http://schemas.microsoft.com/office/word/2018/wordml/cex" xmlns:w16cid="http://schemas.microsoft.com/office/word/2016/wordml/cid" xmlns:w16="http://schemas.microsoft.com/office/word/2018/wordml" xmlns:w16du="http://schemas.microsoft.com/office/word/2023/wordml/word16du" xmlns:w16sdtdh="http://schemas.microsoft.com/office/word/2020/wordml/sdtdatahash" xmlns:w16sdtfl="http://schemas.microsoft.com/office/word/2024/wordml/sdtformatlock" xmlns:w16se="http://schemas.microsoft.com/office/word/2015/wordml/symex" xmlns:wpg="http://schemas.microsoft.com/office/word/2010/wordprocessingGroup" xmlns:wpi="http://schemas.microsoft.com/office/word/2010/wordprocessingInk" xmlns:wne="http://schemas.microsoft.com/office/word/2006/wordml" xmlns:wps="http://schemas.microsoft.com/office/word/2010/wordprocessingShape" mc:Ignorable="w14 w15 w16se w16cid w16 w16cex w16sdtdh w16sdtfl w16du wp14">
   <w:body>
     <w:p>
-      <w:r>
+      <w:pPr>
+        <w:pStyle w:val="Heading1"/>
+        <w:rPr>
+          <w:color w:val="000000" w:themeColor="text1"/>
+        </w:rPr>
+      </w:pPr>
+      <w:r>
+        <w:rPr>
+          <w:color w:val="000000" w:themeColor="text1"/>
+        </w:rPr>
         <w:t>The Ingredient List</w:t>
       </w:r>
     </w:p>
     <w:p>
       <w:r>
+        <w:t>A succinct list of data required to run The Gauntlet Model, and some bonus data that would be great to have.</w:t>
+      </w:r>
+    </w:p>
+    <w:p>
+      <w:r>
+        <w:t xml:space="preserve">See GitHub repo here: </w:t>
+      </w:r>
+      <w:r>
+        <w:t>https://github.com/lizallyn/TheGauntletModel</w:t>
+      </w:r>
+    </w:p>
+    <w:p>
+      <w:pPr>
+        <w:pStyle w:val="Heading2"/>
+        <w:rPr>
+          <w:color w:val="000000" w:themeColor="text1"/>
+        </w:rPr>
+      </w:pPr>
+      <w:r>
+        <w:rPr>
+          <w:color w:val="000000" w:themeColor="text1"/>
+        </w:rPr>
         <w:t>Necessary</w:t>
       </w:r>
     </w:p>
@@ -64,6 +95,26 @@
       <w:pPr>
         <w:pStyle w:val="ListParagraph"/>
         <w:numPr>
+          <w:ilvl w:val="1"/>
+          <w:numId w:val="1"/>
+        </w:numPr>
+      </w:pPr>
+      <w:r>
+        <w:t xml:space="preserve">List of </w:t>
+      </w:r>
+      <w:proofErr w:type="spellStart"/>
+      <w:r>
+        <w:t>haulouts</w:t>
+      </w:r>
+      <w:proofErr w:type="spellEnd"/>
+      <w:r>
+        <w:t xml:space="preserve"> is a great starting point</w:t>
+      </w:r>
+    </w:p>
+    <w:p>
+      <w:pPr>
+        <w:pStyle w:val="ListParagraph"/>
+        <w:numPr>
           <w:ilvl w:val="0"/>
           <w:numId w:val="1"/>
         </w:numPr>
@@ -107,6 +158,9 @@
       <w:r>
         <w:t>Fishery catch data for each fishery</w:t>
       </w:r>
+      <w:r>
+        <w:t xml:space="preserve"> that catches salmon of interest</w:t>
+      </w:r>
     </w:p>
     <w:p>
       <w:pPr>
@@ -141,12 +195,26 @@
         </w:numPr>
       </w:pPr>
       <w:r>
-        <w:t>Estimates with range of plausible values are ok?</w:t>
-      </w:r>
-    </w:p>
-    <w:p>
-      <w:r>
-        <w:br/>
+        <w:t>Estimates with range of plausible values are ok</w:t>
+      </w:r>
+    </w:p>
+    <w:p>
+      <w:pPr>
+        <w:pStyle w:val="ListParagraph"/>
+        <w:ind w:left="1440"/>
+      </w:pPr>
+    </w:p>
+    <w:p>
+      <w:pPr>
+        <w:pStyle w:val="Heading2"/>
+        <w:rPr>
+          <w:color w:val="000000" w:themeColor="text1"/>
+        </w:rPr>
+      </w:pPr>
+      <w:r>
+        <w:rPr>
+          <w:color w:val="000000" w:themeColor="text1"/>
+        </w:rPr>
         <w:t>Very Helpful</w:t>
       </w:r>
     </w:p>
@@ -167,6 +235,9 @@
       <w:r>
         <w:t>or weight for each salmon run</w:t>
       </w:r>
+      <w:r>
+        <w:t xml:space="preserve"> for caloric content</w:t>
+      </w:r>
     </w:p>
     <w:p>
       <w:pPr>
@@ -177,7 +248,19 @@
         </w:numPr>
       </w:pPr>
       <w:r>
-        <w:t>Estimates of pinniped abundance in the gauntlet</w:t>
+        <w:t>Exact residence time from tagging/recapture studies</w:t>
+      </w:r>
+    </w:p>
+    <w:p>
+      <w:pPr>
+        <w:pStyle w:val="ListParagraph"/>
+        <w:numPr>
+          <w:ilvl w:val="1"/>
+          <w:numId w:val="2"/>
+        </w:numPr>
+      </w:pPr>
+      <w:r>
+        <w:t>Extra bonus for annual variation, and an idea of the factors that cause it</w:t>
       </w:r>
     </w:p>
     <w:p>
@@ -189,12 +272,84 @@
         </w:numPr>
       </w:pPr>
       <w:r>
+        <w:t>Estimates of pinniped abundance in the gauntlet</w:t>
+      </w:r>
+      <w:r>
+        <w:t xml:space="preserve"> </w:t>
+      </w:r>
+      <w:proofErr w:type="gramStart"/>
+      <w:r>
+        <w:t>on a daily basis</w:t>
+      </w:r>
+      <w:proofErr w:type="gramEnd"/>
+      <w:r>
+        <w:t xml:space="preserve"> from observations</w:t>
+      </w:r>
+    </w:p>
+    <w:p>
+      <w:pPr>
+        <w:pStyle w:val="ListParagraph"/>
+        <w:numPr>
+          <w:ilvl w:val="1"/>
+          <w:numId w:val="2"/>
+        </w:numPr>
+      </w:pPr>
+      <w:r>
+        <w:t>Extra bonus for</w:t>
+      </w:r>
+      <w:r>
+        <w:t xml:space="preserve"> seasonal changes in those patterns</w:t>
+      </w:r>
+    </w:p>
+    <w:p>
+      <w:pPr>
+        <w:pStyle w:val="ListParagraph"/>
+        <w:numPr>
+          <w:ilvl w:val="0"/>
+          <w:numId w:val="2"/>
+        </w:numPr>
+      </w:pPr>
+      <w:r>
         <w:t>Number of fishing boats active during each fishery</w:t>
       </w:r>
     </w:p>
     <w:p>
-      <w:r>
-        <w:t>Extra-Bonus</w:t>
+      <w:pPr>
+        <w:pStyle w:val="ListParagraph"/>
+        <w:numPr>
+          <w:ilvl w:val="1"/>
+          <w:numId w:val="2"/>
+        </w:numPr>
+      </w:pPr>
+      <w:r>
+        <w:t>Extra bonus for s</w:t>
+      </w:r>
+      <w:r>
+        <w:t>patial distribution of fishing activity in the Gauntlet</w:t>
+      </w:r>
+    </w:p>
+    <w:p>
+      <w:pPr>
+        <w:pStyle w:val="ListParagraph"/>
+        <w:numPr>
+          <w:ilvl w:val="0"/>
+          <w:numId w:val="2"/>
+        </w:numPr>
+      </w:pPr>
+      <w:r>
+        <w:t>Pinniped diet data from the area</w:t>
+      </w:r>
+    </w:p>
+    <w:p>
+      <w:pPr>
+        <w:pStyle w:val="ListParagraph"/>
+        <w:numPr>
+          <w:ilvl w:val="1"/>
+          <w:numId w:val="2"/>
+        </w:numPr>
+      </w:pPr>
+      <w:r>
+        <w:t>Extra bonus if collected during salmon migration months</w:t>
       </w:r>
     </w:p>
     <w:p>
@@ -206,17 +361,25 @@
         </w:numPr>
       </w:pPr>
       <w:r>
-        <w:t>Pinniped diet data from the area</w:t>
-      </w:r>
-    </w:p>
-    <w:p>
-      <w:pPr>
-        <w:pStyle w:val="ListParagraph"/>
-        <w:numPr>
-          <w:ilvl w:val="0"/>
-          <w:numId w:val="3"/>
-        </w:numPr>
-      </w:pPr>
+        <w:t>Individual pinniped movement or behavior information</w:t>
+      </w:r>
+      <w:r>
+        <w:t xml:space="preserve"> from t</w:t>
+      </w:r>
+      <w:r>
+        <w:t xml:space="preserve">ags, individual ID, brand resights, </w:t>
+      </w:r>
+      <w:proofErr w:type="spellStart"/>
+      <w:r>
+        <w:t>haulout</w:t>
+      </w:r>
+      <w:proofErr w:type="spellEnd"/>
+      <w:r>
+        <w:t xml:space="preserve"> observations</w:t>
+      </w:r>
+      <w:r>
+        <w:t>, etc.</w:t>
+      </w:r>
     </w:p>
     <w:sectPr>
       <w:pgSz w:w="12240" w:h="15840"/>
@@ -246,7 +409,7 @@
         <w:rFonts w:ascii="Symbol" w:hAnsi="Symbol" w:hint="default"/>
       </w:rPr>
     </w:lvl>
-    <w:lvl w:ilvl="1" w:tplc="04090003" w:tentative="1">
+    <w:lvl w:ilvl="1" w:tplc="04090003">
       <w:start w:val="1"/>
       <w:numFmt w:val="bullet"/>
       <w:lvlText w:val="o"/>
@@ -472,7 +635,7 @@
         <w:rFonts w:ascii="Symbol" w:hAnsi="Symbol" w:hint="default"/>
       </w:rPr>
     </w:lvl>
-    <w:lvl w:ilvl="1" w:tplc="04090003" w:tentative="1">
+    <w:lvl w:ilvl="1" w:tplc="04090003">
       <w:start w:val="1"/>
       <w:numFmt w:val="bullet"/>
       <w:lvlText w:val="o"/>
@@ -1009,7 +1172,6 @@
     <w:next w:val="Normal"/>
     <w:link w:val="Heading2Char"/>
     <w:uiPriority w:val="9"/>
-    <w:semiHidden/>
     <w:unhideWhenUsed/>
     <w:qFormat/>
     <w:rsid w:val="00F7626A"/>
@@ -1226,7 +1388,6 @@
     <w:basedOn w:val="DefaultParagraphFont"/>
     <w:link w:val="Heading2"/>
     <w:uiPriority w:val="9"/>
-    <w:semiHidden/>
     <w:rsid w:val="00F7626A"/>
     <w:rPr>
       <w:rFonts w:asciiTheme="majorHAnsi" w:eastAsiaTheme="majorEastAsia" w:hAnsiTheme="majorHAnsi" w:cstheme="majorBidi"/>
